--- a/UN_Cp_Letter/response_to_reviewers.docx
+++ b/UN_Cp_Letter/response_to_reviewers.docx
@@ -4102,19 +4102,17 @@
           <w:sz w:val="20"/>
           <w:szCs w:val="20"/>
         </w:rPr>
-        <w:t xml:space="preserve">A reference </w:t>
-      </w:r>
-      <w:proofErr w:type="gramStart"/>
-      <w:r>
-        <w:rPr>
-          <w:rFonts w:ascii="Times New Roman" w:eastAsia="Times New Roman" w:hAnsi="Times New Roman" w:cs="Times New Roman"/>
-          <w:color w:val="222222"/>
-          <w:sz w:val="20"/>
-          <w:szCs w:val="20"/>
-        </w:rPr>
-        <w:t>have</w:t>
-      </w:r>
-      <w:proofErr w:type="gramEnd"/>
+        <w:t>A reference ha</w:t>
+      </w:r>
+      <w:r>
+        <w:rPr>
+          <w:rFonts w:ascii="Times New Roman" w:eastAsia="Times New Roman" w:hAnsi="Times New Roman" w:cs="Times New Roman"/>
+          <w:color w:val="222222"/>
+          <w:sz w:val="20"/>
+          <w:szCs w:val="20"/>
+        </w:rPr>
+        <w:t>s</w:t>
+      </w:r>
       <w:r>
         <w:rPr>
           <w:rFonts w:ascii="Times New Roman" w:eastAsia="Times New Roman" w:hAnsi="Times New Roman" w:cs="Times New Roman"/>
